--- a/already-enough.docx
+++ b/already-enough.docx
@@ -4502,7 +4502,7 @@
           <w:color w:val="4A4A8A"/>
           <w:sz w:val="26"/>
         </w:rPr>
-        <w:t>beings-app.netlify.app/journal.html</w:t>
+        <w:t>beings-app.netlify.app/landing.html</w:t>
       </w:r>
     </w:p>
     <w:p>
